--- a/companies/calderwood-partners/Engagements/Scott, Smith and Edwards/Meeting Minutes 2020-06-10 - Scott, Smith and Edwards.docx
+++ b/companies/calderwood-partners/Engagements/Scott, Smith and Edwards/Meeting Minutes 2020-06-10 - Scott, Smith and Edwards.docx
@@ -7,12 +7,12 @@
         <w:pStyle w:val="Heading1"/>
       </w:pPr>
       <w:r>
-        <w:t>Working Session Minutes: Service Delivery Redesign</w:t>
+        <w:t>Minutes of the Working Session: Service Delivery Redesign for Scott, Smith and Edwards</w:t>
       </w:r>
     </w:p>
     <w:p>
       <w:r>
-        <w:t>Session held with the leadership of Scott, Smith and Edwards to review the current-state findings from the first phase and to agree the direction of the redesign.</w:t>
+        <w:t>These minutes record the working session held with the client team to review the current-state findings for the service delivery redesign and to agree what the next phase of the work should pursue for Scott, Smith and Edwards.</w:t>
       </w:r>
     </w:p>
     <w:p>
@@ -20,7 +20,7 @@
         <w:pStyle w:val="Heading2"/>
       </w:pPr>
       <w:r>
-        <w:t>Present</w:t>
+        <w:t>Attendees</w:t>
       </w:r>
     </w:p>
     <w:p>
@@ -28,7 +28,7 @@
         <w:pStyle w:val="ListBullet"/>
       </w:pPr>
       <w:r>
-        <w:t>Jason Torres, Principal, Calderwood Partners</w:t>
+        <w:t>1. Jason Torres, Principal, Calderwood Partners (chair)</w:t>
       </w:r>
     </w:p>
     <w:p>
@@ -36,7 +36,7 @@
         <w:pStyle w:val="ListBullet"/>
       </w:pPr>
       <w:r>
-        <w:t>Julie Vasquez, Research Associate, Calderwood Partners</w:t>
+        <w:t>2. Julie Vasquez, Research Associate, Calderwood Partners</w:t>
       </w:r>
     </w:p>
     <w:p>
@@ -44,7 +44,7 @@
         <w:pStyle w:val="ListBullet"/>
       </w:pPr>
       <w:r>
-        <w:t>Melissa Johnson, General Manager, Scott, Smith and Edwards</w:t>
+        <w:t>3. Melissa Johnson, General Manager, Scott, Smith and Edwards</w:t>
       </w:r>
     </w:p>
     <w:p>
@@ -52,37 +52,22 @@
         <w:pStyle w:val="Heading2"/>
       </w:pPr>
       <w:r>
-        <w:t>Discussion</w:t>
+        <w:t>Matters discussed</w:t>
       </w:r>
     </w:p>
     <w:p>
       <w:r>
-        <w:t>Julie Vasquez walked the group through the current-state map and the stage-level cost and timing baseline built from the operating records. The headline is straightforward. Most of the elapsed time in a typical piece of work is spent waiting between stages rather than inside them, and two handoffs account for the larger share of that wait. The cost baseline told the same story from the other side: the bulk of avoidable cost sits in rework caused by incomplete information passed at those same two handoffs.</w:t>
+        <w:t>The session opened with a review of the current-state work, which is now largely complete. Julie Vasquez took the group through the map of how service moves through the organization today and through the baseline of volumes, cycle times, and delivery cost she has assembled from the client's own records, and she was careful throughout to distinguish the figures the two sides have reconciled from the handful still being checked against source. The group agreed that the map confirms what the early interviews had suggested, namely that the delays cluster at the handoffs between functions rather than within any single one of them, and that this is the pattern the redesign will have to address before any other.</w:t>
       </w:r>
     </w:p>
     <w:p>
       <w:r>
-        <w:t>Melissa Johnson confirmed that the pattern matched what the client team sees day to day, and that the two handoffs identified are the ones her managers most often raise. On that basis the group agreed the current-state picture is settled and needs no further data gathering, and the diagnostic phase was closed. The one late item, the year-end volume data, has been folded into the baseline without changing its conclusions.</w:t>
+        <w:t>Julie Vasquez also presented the first of the outside reference points she has been assembling, noting where the organization's cycle times sit against them and, more usefully, where the comparison does not hold because the underlying work differs; the group agreed that these references would be used to test the eventual redesign rather than to set a target in the abstract, and asked that each be kept with its source so that a number can be run back to its origin later. There followed a discussion, left deliberately open at the close, of how far the apparent slack in the process could actually be recovered.</w:t>
       </w:r>
     </w:p>
     <w:p>
       <w:r>
-        <w:t>The group also discussed the tests a revised model must pass before it is adopted. It should not move cost from one stage to another and call it a saving; it should hold or improve the service commitments Scott, Smith and Edwards makes to its own clients; and it should be workable by the client's existing teams without a reorganization the business is not ready for. Julie Vasquez noted that the service-commitment data is complete enough to test the first two directly, and that the third is a judgment the client leadership will make as the design takes shape.</w:t>
-      </w:r>
-    </w:p>
-    <w:p>
-      <w:r>
-        <w:t>On the two handoffs themselves, the group looked at each in turn. The first is the point where a piece of work passes from intake to the team that performs it, where incomplete instructions are the common cause of rework. The second is the review-and-return step at the end, where work waits for a sign-off that is often held up in a single reviewer's queue. Melissa Johnson noted that both have been raised internally before but never measured, and that seeing the cost of each attached to a figure is likely to change how her managers weigh a fix.</w:t>
-      </w:r>
-    </w:p>
-    <w:p>
-      <w:r>
-        <w:t>One limitation was recorded. The late arrival of the year-end volumes means the seasonal peak is represented by a single quarter rather than a full cycle. The group agreed the design should be checked against that peak explicitly before it is finalized, so that a model tuned to the average does not fail at the busiest point of the year.</w:t>
-      </w:r>
-    </w:p>
-    <w:p>
-      <w:r>
-        <w:t>On direction, the group agreed the redesign should concentrate on the two priority handoffs first, before touching stages that are already running cleanly. I asked that we hold the scope there for now; a narrower redesign that removes the largest costs is worth more than a broad one that spreads the effort thin. Melissa Johnson agreed to that framing.</w:t>
+        <w:t>Melissa Johnson cautioned that some of that apparent slack reflects commitments to particular customers that cannot be unwound quickly, and the group accepted that the redesign should separate the changes available in the near term from those that depend on such commitments running their course. It was agreed, as a matter of method, that nothing would be presented to the client's leadership as a recommendation until the baseline is fully reconciled and both sides have signed off on the figures on which it rests.</w:t>
       </w:r>
     </w:p>
     <w:p>
@@ -90,7 +75,7 @@
         <w:pStyle w:val="Heading2"/>
       </w:pPr>
       <w:r>
-        <w:t>Actions</w:t>
+        <w:t>Actions agreed</w:t>
       </w:r>
     </w:p>
     <w:tbl>
@@ -100,14 +85,28 @@
         <w:tblLook w:firstColumn="1" w:firstRow="1" w:lastColumn="0" w:lastRow="0" w:noHBand="0" w:noVBand="1" w:val="04A0"/>
       </w:tblPr>
       <w:tblGrid>
-        <w:gridCol w:w="2880"/>
-        <w:gridCol w:w="2880"/>
-        <w:gridCol w:w="2880"/>
+        <w:gridCol w:w="2160"/>
+        <w:gridCol w:w="2160"/>
+        <w:gridCol w:w="2160"/>
+        <w:gridCol w:w="2160"/>
       </w:tblGrid>
       <w:tr>
         <w:tc>
           <w:tcPr>
-            <w:tcW w:type="dxa" w:w="2880"/>
+            <w:tcW w:type="dxa" w:w="2160"/>
+          </w:tcPr>
+          <w:p>
+            <w:r>
+              <w:rPr>
+                <w:b/>
+              </w:rPr>
+              <w:t>No.</w:t>
+            </w:r>
+          </w:p>
+        </w:tc>
+        <w:tc>
+          <w:tcPr>
+            <w:tcW w:type="dxa" w:w="2160"/>
           </w:tcPr>
           <w:p>
             <w:r>
@@ -120,7 +119,7 @@
         </w:tc>
         <w:tc>
           <w:tcPr>
-            <w:tcW w:type="dxa" w:w="2880"/>
+            <w:tcW w:type="dxa" w:w="2160"/>
           </w:tcPr>
           <w:p>
             <w:r>
@@ -133,7 +132,7 @@
         </w:tc>
         <w:tc>
           <w:tcPr>
-            <w:tcW w:type="dxa" w:w="2880"/>
+            <w:tcW w:type="dxa" w:w="2160"/>
           </w:tcPr>
           <w:p>
             <w:r>
@@ -148,17 +147,69 @@
       <w:tr>
         <w:tc>
           <w:tcPr>
-            <w:tcW w:type="dxa" w:w="2880"/>
+            <w:tcW w:type="dxa" w:w="2160"/>
           </w:tcPr>
           <w:p>
             <w:r>
-              <w:t>Draft the revised design for the two priority handoffs</w:t>
+              <w:t>1</w:t>
             </w:r>
           </w:p>
         </w:tc>
         <w:tc>
           <w:tcPr>
-            <w:tcW w:type="dxa" w:w="2880"/>
+            <w:tcW w:type="dxa" w:w="2160"/>
+          </w:tcPr>
+          <w:p>
+            <w:r>
+              <w:t>Close out the figures still being checked against source and finalize the delivery baseline</w:t>
+            </w:r>
+          </w:p>
+        </w:tc>
+        <w:tc>
+          <w:tcPr>
+            <w:tcW w:type="dxa" w:w="2160"/>
+          </w:tcPr>
+          <w:p>
+            <w:r>
+              <w:t>Julie Vasquez</w:t>
+            </w:r>
+          </w:p>
+        </w:tc>
+        <w:tc>
+          <w:tcPr>
+            <w:tcW w:type="dxa" w:w="2160"/>
+          </w:tcPr>
+          <w:p>
+            <w:r>
+              <w:t>Next two weeks</w:t>
+            </w:r>
+          </w:p>
+        </w:tc>
+      </w:tr>
+      <w:tr>
+        <w:tc>
+          <w:tcPr>
+            <w:tcW w:type="dxa" w:w="2160"/>
+          </w:tcPr>
+          <w:p>
+            <w:r>
+              <w:t>2</w:t>
+            </w:r>
+          </w:p>
+        </w:tc>
+        <w:tc>
+          <w:tcPr>
+            <w:tcW w:type="dxa" w:w="2160"/>
+          </w:tcPr>
+          <w:p>
+            <w:r>
+              <w:t>Frame the redesign questions as choices for the client's leadership, keeping the analysis and the recommendation clearly separate</w:t>
+            </w:r>
+          </w:p>
+        </w:tc>
+        <w:tc>
+          <w:tcPr>
+            <w:tcW w:type="dxa" w:w="2160"/>
           </w:tcPr>
           <w:p>
             <w:r>
@@ -168,7 +219,7 @@
         </w:tc>
         <w:tc>
           <w:tcPr>
-            <w:tcW w:type="dxa" w:w="2880"/>
+            <w:tcW w:type="dxa" w:w="2160"/>
           </w:tcPr>
           <w:p>
             <w:r>
@@ -180,49 +231,27 @@
       <w:tr>
         <w:tc>
           <w:tcPr>
-            <w:tcW w:type="dxa" w:w="2880"/>
+            <w:tcW w:type="dxa" w:w="2160"/>
           </w:tcPr>
           <w:p>
             <w:r>
-              <w:t>Quantify, from the agreed baseline, the time and cost the revised handoffs would remove</w:t>
+              <w:t>3</w:t>
             </w:r>
           </w:p>
         </w:tc>
         <w:tc>
           <w:tcPr>
-            <w:tcW w:type="dxa" w:w="2880"/>
+            <w:tcW w:type="dxa" w:w="2160"/>
           </w:tcPr>
           <w:p>
             <w:r>
-              <w:t>Julie Vasquez</w:t>
+              <w:t>Confirm which customer commitments constrain the near-term changes and name who on the client side can speak to them</w:t>
             </w:r>
           </w:p>
         </w:tc>
         <w:tc>
           <w:tcPr>
-            <w:tcW w:type="dxa" w:w="2880"/>
-          </w:tcPr>
-          <w:p>
-            <w:r>
-              <w:t>Two weeks</w:t>
-            </w:r>
-          </w:p>
-        </w:tc>
-      </w:tr>
-      <w:tr>
-        <w:tc>
-          <w:tcPr>
-            <w:tcW w:type="dxa" w:w="2880"/>
-          </w:tcPr>
-          <w:p>
-            <w:r>
-              <w:t>Confirm which client managers should review the draft design</w:t>
-            </w:r>
-          </w:p>
-        </w:tc>
-        <w:tc>
-          <w:tcPr>
-            <w:tcW w:type="dxa" w:w="2880"/>
+            <w:tcW w:type="dxa" w:w="2160"/>
           </w:tcPr>
           <w:p>
             <w:r>
@@ -232,43 +261,11 @@
         </w:tc>
         <w:tc>
           <w:tcPr>
-            <w:tcW w:type="dxa" w:w="2880"/>
+            <w:tcW w:type="dxa" w:w="2160"/>
           </w:tcPr>
           <w:p>
             <w:r>
-              <w:t>One week</w:t>
-            </w:r>
-          </w:p>
-        </w:tc>
-      </w:tr>
-      <w:tr>
-        <w:tc>
-          <w:tcPr>
-            <w:tcW w:type="dxa" w:w="2880"/>
-          </w:tcPr>
-          <w:p>
-            <w:r>
-              <w:t>Circulate the settled current-state baseline to the client team</w:t>
-            </w:r>
-          </w:p>
-        </w:tc>
-        <w:tc>
-          <w:tcPr>
-            <w:tcW w:type="dxa" w:w="2880"/>
-          </w:tcPr>
-          <w:p>
-            <w:r>
-              <w:t>Julie Vasquez</w:t>
-            </w:r>
-          </w:p>
-        </w:tc>
-        <w:tc>
-          <w:tcPr>
-            <w:tcW w:type="dxa" w:w="2880"/>
-          </w:tcPr>
-          <w:p>
-            <w:r>
-              <w:t>Three days</w:t>
+              <w:t>This month</w:t>
             </w:r>
           </w:p>
         </w:tc>
@@ -276,7 +273,7 @@
     </w:tbl>
     <w:p>
       <w:r>
-        <w:t>The next working session will review the draft design for the two priority handoffs. Minutes recorded by Jason Torres.</w:t>
+        <w:t>The next working session will be scheduled once the baseline is reconciled. These minutes will stand as the record of what was agreed unless a correction is raised within the week.</w:t>
       </w:r>
     </w:p>
     <w:sectPr>
